--- a/artifacts/reports/architecture/ARCH-02_タブレットPOS_端末アプリケーション構造設計書/ARCH-02_タブレットPOS_端末アプリケーション構造設計書.docx
+++ b/artifacts/reports/architecture/ARCH-02_タブレットPOS_端末アプリケーション構造設計書/ARCH-02_タブレットPOS_端末アプリケーション構造設計書.docx
@@ -8,6 +8,12 @@
           <w:rFonts w:ascii="Meiryo UI" w:eastAsia="Meiryo UI" w:hAnsi="Meiryo UI" w:cs="Meiryo UI" w:hint="eastAsia"/>
         </w:rPr>
       </w:pPr>
+    </w:p>
+    <w:p>
+      <w:pPr/>
+      <w:r>
+        <w:t>文書ID: ARCH-02</w:t>
+      </w:r>
     </w:p>
     <w:p>
       <w:pPr>
@@ -2139,7 +2145,7 @@
                 <w:sz w:val="18"/>
                 <w:szCs w:val="18"/>
               </w:rPr>
-              <w:t xml:space="preserve">プログラム仕様書_POS-HOST-01_タブレットPOS_HOST_NamedPipeCommandServer.xlsx</w:t>
+              <w:t xml:space="preserve">プログラム仕様書_PS-HOST-01_タブレットPOS_HOST_NamedPipeCommandServer.xlsx</w:t>
             </w:r>
           </w:p>
         </w:tc>
@@ -2177,7 +2183,7 @@
                 <w:sz w:val="18"/>
                 <w:szCs w:val="18"/>
               </w:rPr>
-              <w:t xml:space="preserve">プログラム仕様書_POS-HOST-02_タブレットPOS_HOST_NamedPipeDeviceHostAdapter.xlsx</w:t>
+              <w:t xml:space="preserve">プログラム仕様書_PS-HOST-02_タブレットPOS_HOST_NamedPipeDeviceHostAdapter.xlsx</w:t>
             </w:r>
           </w:p>
         </w:tc>
@@ -2215,7 +2221,7 @@
                 <w:sz w:val="18"/>
                 <w:szCs w:val="18"/>
               </w:rPr>
-              <w:t xml:space="preserve">プログラム仕様書_POS-HOST-03_タブレットPOS_HOST_DeviceCommandRouter.xlsx</w:t>
+              <w:t xml:space="preserve">プログラム仕様書_PS-HOST-03_タブレットPOS_HOST_DeviceCommandRouter.xlsx</w:t>
             </w:r>
           </w:p>
         </w:tc>
@@ -2253,7 +2259,7 @@
                 <w:sz w:val="18"/>
                 <w:szCs w:val="18"/>
               </w:rPr>
-              <w:t xml:space="preserve">プログラム仕様書_POS-HOST-04_タブレットPOS_HOST_DeviceCommandCore.xlsx</w:t>
+              <w:t xml:space="preserve">プログラム仕様書_PS-HOST-04_タブレットPOS_HOST_DeviceCommandCore.xlsx</w:t>
             </w:r>
           </w:p>
         </w:tc>
@@ -2291,7 +2297,7 @@
                 <w:sz w:val="18"/>
                 <w:szCs w:val="18"/>
               </w:rPr>
-              <w:t xml:space="preserve">プログラム仕様書_POS-HOST-05_タブレットPOS_HOST_KsHost.xlsx</w:t>
+              <w:t xml:space="preserve">プログラム仕様書_PS-HOST-05_タブレットPOS_HOST_KsHost.xlsx</w:t>
             </w:r>
           </w:p>
         </w:tc>
@@ -2329,7 +2335,7 @@
                 <w:sz w:val="18"/>
                 <w:szCs w:val="18"/>
               </w:rPr>
-              <w:t xml:space="preserve">プログラム仕様書_POS-HOST-06_タブレットPOS_HOST_KsDeviceManager.xlsx</w:t>
+              <w:t xml:space="preserve">プログラム仕様書_PS-HOST-06_タブレットPOS_HOST_KsDeviceManager.xlsx</w:t>
             </w:r>
           </w:p>
         </w:tc>
@@ -2367,7 +2373,7 @@
                 <w:sz w:val="18"/>
                 <w:szCs w:val="18"/>
               </w:rPr>
-              <w:t xml:space="preserve">プログラム仕様書_POS-HOST-07_タブレットPOS_HOST_DeviceBase.xlsx</w:t>
+              <w:t xml:space="preserve">プログラム仕様書_PS-HOST-07_タブレットPOS_HOST_DeviceBase.xlsx</w:t>
             </w:r>
           </w:p>
         </w:tc>
@@ -2405,7 +2411,7 @@
                 <w:sz w:val="18"/>
                 <w:szCs w:val="18"/>
               </w:rPr>
-              <w:t xml:space="preserve">プログラム仕様書_POS-HOST-08_タブレットPOS_HOST_CashChangerByRT300.xlsx</w:t>
+              <w:t xml:space="preserve">プログラム仕様書_PS-HOST-08_タブレットPOS_HOST_CashChangerByRT300.xlsx</w:t>
             </w:r>
           </w:p>
         </w:tc>
@@ -2443,7 +2449,7 @@
                 <w:sz w:val="18"/>
                 <w:szCs w:val="18"/>
               </w:rPr>
-              <w:t xml:space="preserve">プログラム仕様書_POS-HOST-09_タブレットPOS_HOST_CashChangerByRT300Form.xlsx</w:t>
+              <w:t xml:space="preserve">プログラム仕様書_PS-HOST-09_タブレットPOS_HOST_CashChangerByRT300Form.xlsx</w:t>
             </w:r>
           </w:p>
         </w:tc>
@@ -2481,7 +2487,7 @@
                 <w:sz w:val="18"/>
                 <w:szCs w:val="18"/>
               </w:rPr>
-              <w:t xml:space="preserve">プログラム仕様書_POS-HOST-10_タブレットPOS_HOST_CashDrawerBySharp.xlsx</w:t>
+              <w:t xml:space="preserve">プログラム仕様書_PS-HOST-10_タブレットPOS_HOST_CashDrawerBySharp.xlsx</w:t>
             </w:r>
           </w:p>
         </w:tc>
@@ -2519,7 +2525,7 @@
                 <w:sz w:val="18"/>
                 <w:szCs w:val="18"/>
               </w:rPr>
-              <w:t xml:space="preserve">プログラム仕様書_POS-HOST-11_タブレットPOS_HOST_CustomerDisplayBySharp.xlsx</w:t>
+              <w:t xml:space="preserve">プログラム仕様書_PS-HOST-11_タブレットPOS_HOST_CustomerDisplayBySharp.xlsx</w:t>
             </w:r>
           </w:p>
         </w:tc>

--- a/artifacts/reports/architecture/ARCH-02_タブレットPOS_端末アプリケーション構造設計書/ARCH-02_タブレットPOS_端末アプリケーション構造設計書.docx
+++ b/artifacts/reports/architecture/ARCH-02_タブレットPOS_端末アプリケーション構造設計書/ARCH-02_タブレットPOS_端末アプリケーション構造設計書.docx
@@ -10,12 +10,6 @@
       </w:pPr>
     </w:p>
     <w:p>
-      <w:pPr/>
-      <w:r>
-        <w:t>文書ID: ARCH-02</w:t>
-      </w:r>
-    </w:p>
-    <w:p>
       <w:pPr>
         <w:rPr>
           <w:rFonts w:ascii="Meiryo UI" w:eastAsia="Meiryo UI" w:hAnsi="Meiryo UI" w:cs="Meiryo UI" w:hint="eastAsia"/>
@@ -47,47 +41,19 @@
       <w:pPr>
         <w:pBdr>
           <w:top w:val="single" w:sz="6" w:space="6" w:color="BFBFBF"/>
-          <w:left w:val="single" w:sz="6" w:space="6" w:color="BFBFBF"/>
-          <w:right w:val="single" w:sz="6" w:space="6" w:color="BFBFBF"/>
-        </w:pBdr>
-        <w:shd w:val="clear" w:color="auto" w:fill="F2F2F2"/>
-        <w:spacing w:before="120" w:after="0" w:line="600" w:lineRule="exact"/>
-        <w:jc w:val="center"/>
-        <w:rPr>
-          <w:rFonts w:ascii="Meiryo UI" w:eastAsia="Meiryo UI" w:hAnsi="Meiryo UI" w:cs="Meiryo UI" w:hint="eastAsia"/>
-          <w:b/>
-          <w:color w:val="595959"/>
-          <w:sz w:val="52"/>
-          <w:szCs w:val="52"/>
-        </w:rPr>
-      </w:pPr>
-      <w:r>
-        <w:rPr>
-          <w:rFonts w:ascii="Meiryo UI" w:eastAsia="Meiryo UI" w:hAnsi="Meiryo UI" w:cs="Meiryo UI" w:hint="eastAsia"/>
-          <w:b/>
-          <w:color w:val="595959"/>
-          <w:sz w:val="52"/>
-          <w:szCs w:val="52"/>
-        </w:rPr>
-        <w:t>ARCH-02</w:t>
-      </w:r>
-    </w:p>
-    <w:p>
-      <w:pPr>
-        <w:pBdr>
           <w:left w:val="single" w:sz="6" w:space="6" w:color="BFBFBF"/>
           <w:bottom w:val="single" w:sz="6" w:space="6" w:color="BFBFBF"/>
           <w:right w:val="single" w:sz="6" w:space="6" w:color="BFBFBF"/>
         </w:pBdr>
         <w:shd w:val="clear" w:color="auto" w:fill="F2F2F2"/>
-        <w:spacing w:before="0" w:after="120" w:line="600" w:lineRule="exact"/>
+        <w:spacing w:before="120" w:after="120" w:line="600" w:lineRule="exact"/>
         <w:jc w:val="center"/>
         <w:rPr>
           <w:rFonts w:ascii="Meiryo UI" w:eastAsia="Meiryo UI" w:hAnsi="Meiryo UI" w:cs="Meiryo UI" w:hint="eastAsia"/>
           <w:b/>
           <w:color w:val="595959"/>
-          <w:sz w:val="40"/>
-          <w:szCs w:val="40"/>
+          <w:sz w:val="44"/>
+          <w:szCs w:val="44"/>
         </w:rPr>
       </w:pPr>
       <w:r>
@@ -95,8 +61,8 @@
           <w:rFonts w:ascii="Meiryo UI" w:eastAsia="Meiryo UI" w:hAnsi="Meiryo UI" w:cs="Meiryo UI" w:hint="eastAsia"/>
           <w:b/>
           <w:color w:val="595959"/>
-          <w:sz w:val="40"/>
-          <w:szCs w:val="40"/>
+          <w:sz w:val="44"/>
+          <w:szCs w:val="44"/>
         </w:rPr>
         <w:t>端末アプリケーション構造設計書</w:t>
       </w:r>
@@ -2107,7 +2073,7 @@
                 <w:sz w:val="18"/>
                 <w:szCs w:val="18"/>
               </w:rPr>
-              <w:t xml:space="preserve">ARCH-03_タブレットPOS_デバイス制御層構造設計書.docx</w:t>
+              <w:t xml:space="preserve">コネクタサーバー構造設計書</w:t>
             </w:r>
           </w:p>
         </w:tc>
@@ -2145,7 +2111,7 @@
                 <w:sz w:val="18"/>
                 <w:szCs w:val="18"/>
               </w:rPr>
-              <w:t xml:space="preserve">プログラム仕様書_PS-HOST-01_タブレットPOS_HOST_NamedPipeCommandServer.xlsx</w:t>
+              <w:t xml:space="preserve">PS-HOST-01_タブレットPOS_ホスト_名前付きパイプコマンドサーバー_プログラム仕様書.xlsx</w:t>
             </w:r>
           </w:p>
         </w:tc>
@@ -2183,7 +2149,7 @@
                 <w:sz w:val="18"/>
                 <w:szCs w:val="18"/>
               </w:rPr>
-              <w:t xml:space="preserve">プログラム仕様書_PS-HOST-02_タブレットPOS_HOST_NamedPipeDeviceHostAdapter.xlsx</w:t>
+              <w:t xml:space="preserve">PS-HOST-02_タブレットPOS_ホスト_名前付きパイプデバイスホストアダプター_プログラム仕様書.xlsx</w:t>
             </w:r>
           </w:p>
         </w:tc>
@@ -2221,7 +2187,7 @@
                 <w:sz w:val="18"/>
                 <w:szCs w:val="18"/>
               </w:rPr>
-              <w:t xml:space="preserve">プログラム仕様書_PS-HOST-03_タブレットPOS_HOST_DeviceCommandRouter.xlsx</w:t>
+              <w:t xml:space="preserve">PS-HOST-03_タブレットPOS_ホスト_デバイスコマンドルーター_プログラム仕様書.xlsx</w:t>
             </w:r>
           </w:p>
         </w:tc>
@@ -2259,7 +2225,7 @@
                 <w:sz w:val="18"/>
                 <w:szCs w:val="18"/>
               </w:rPr>
-              <w:t xml:space="preserve">プログラム仕様書_PS-HOST-04_タブレットPOS_HOST_DeviceCommandCore.xlsx</w:t>
+              <w:t xml:space="preserve">PS-HOST-04_タブレットPOS_ホスト_デバイスコマンドハンドラー_プログラム仕様書.xlsx</w:t>
             </w:r>
           </w:p>
         </w:tc>
@@ -2297,7 +2263,7 @@
                 <w:sz w:val="18"/>
                 <w:szCs w:val="18"/>
               </w:rPr>
-              <w:t xml:space="preserve">プログラム仕様書_PS-HOST-05_タブレットPOS_HOST_KsHost.xlsx</w:t>
+              <w:t xml:space="preserve">PS-HOST-05_タブレットPOS_ホスト_デバイスサーバーホスト_プログラム仕様書.xlsx</w:t>
             </w:r>
           </w:p>
         </w:tc>
@@ -2335,7 +2301,7 @@
                 <w:sz w:val="18"/>
                 <w:szCs w:val="18"/>
               </w:rPr>
-              <w:t xml:space="preserve">プログラム仕様書_PS-HOST-06_タブレットPOS_HOST_KsDeviceManager.xlsx</w:t>
+              <w:t xml:space="preserve">PS-HOST-06_タブレットPOS_ホスト_デバイスマネージャー_プログラム仕様書.xlsx</w:t>
             </w:r>
           </w:p>
         </w:tc>
@@ -2373,7 +2339,7 @@
                 <w:sz w:val="18"/>
                 <w:szCs w:val="18"/>
               </w:rPr>
-              <w:t xml:space="preserve">プログラム仕様書_PS-HOST-07_タブレットPOS_HOST_DeviceBase.xlsx</w:t>
+              <w:t xml:space="preserve">PS-HOST-07_タブレットPOS_ホスト_デバイスベース_プログラム仕様書.xlsx</w:t>
             </w:r>
           </w:p>
         </w:tc>
@@ -2411,7 +2377,7 @@
                 <w:sz w:val="18"/>
                 <w:szCs w:val="18"/>
               </w:rPr>
-              <w:t xml:space="preserve">プログラム仕様書_PS-HOST-08_タブレットPOS_HOST_CashChangerByRT300.xlsx</w:t>
+              <w:t xml:space="preserve">PS-HOST-08_タブレットPOS_ホスト_釣銭機制御_RT-300_プログラム仕様書.xlsx</w:t>
             </w:r>
           </w:p>
         </w:tc>
@@ -2449,7 +2415,7 @@
                 <w:sz w:val="18"/>
                 <w:szCs w:val="18"/>
               </w:rPr>
-              <w:t xml:space="preserve">プログラム仕様書_PS-HOST-09_タブレットPOS_HOST_CashChangerByRT300Form.xlsx</w:t>
+              <w:t xml:space="preserve">PS-HOST-09_タブレットPOS_ホスト_自動釣銭機UIスレッドフォーム_RT-300_プログラム仕様書.xlsx</w:t>
             </w:r>
           </w:p>
         </w:tc>
@@ -2487,7 +2453,7 @@
                 <w:sz w:val="18"/>
                 <w:szCs w:val="18"/>
               </w:rPr>
-              <w:t xml:space="preserve">プログラム仕様書_PS-HOST-10_タブレットPOS_HOST_CashDrawerBySharp.xlsx</w:t>
+              <w:t xml:space="preserve">PS-HOST-10_タブレットPOS_ホスト_キャッシュドロア制御_SHARP_プログラム仕様書.xlsx</w:t>
             </w:r>
           </w:p>
         </w:tc>
@@ -2525,7 +2491,7 @@
                 <w:sz w:val="18"/>
                 <w:szCs w:val="18"/>
               </w:rPr>
-              <w:t xml:space="preserve">プログラム仕様書_PS-HOST-11_タブレットPOS_HOST_CustomerDisplayBySharp.xlsx</w:t>
+              <w:t xml:space="preserve">PS-HOST-11_タブレットPOS_ホスト_カスタマーディスプレイ制御_SHARP_プログラム仕様書.xlsx</w:t>
             </w:r>
           </w:p>
         </w:tc>
@@ -2652,7 +2618,7 @@
       <w:r>
         <w:drawing>
           <wp:inline xmlns:wp="http://schemas.openxmlformats.org/drawingml/2006/wordprocessingDrawing" distT="0" distB="0" distL="0" distR="0">
-            <wp:extent cx="5715000" cy="3924935"/>
+            <wp:extent cx="5715000" cy="3214370"/>
             <wp:docPr id="1001" name="端末アプリケーション構造図" descr="端末アプリケーション構造図"/>
             <wp:cNvGraphicFramePr/>
             <a:graphic xmlns:a="http://schemas.openxmlformats.org/drawingml/2006/main">
@@ -2671,7 +2637,7 @@
                   <pic:spPr>
                     <a:xfrm>
                       <a:off x="0" y="0"/>
-                      <a:ext cx="5715000" cy="3924935"/>
+                      <a:ext cx="5715000" cy="3214370"/>
                     </a:xfrm>
                     <a:prstGeom prst="rect">
                       <a:avLst/>
@@ -3528,7 +3494,7 @@
                 <w:sz w:val="18"/>
                 <w:szCs w:val="18"/>
               </w:rPr>
-              <w:t xml:space="preserve">strategy 解決と Host 連携を担当し、端末アプリケーションから通信詳細を隠蔽する</w:t>
+              <w:t xml:space="preserve">strategy 解決とコネクタサーバー（Host）連携を担当し、端末アプリケーションから通信詳細を隠蔽する</w:t>
             </w:r>
           </w:p>
         </w:tc>
@@ -7087,7 +7053,7 @@
           <w:szCs w:val="18"/>
           <w:shd w:val="clear" w:color="auto" w:fill="F0F0F0"/>
         </w:rPr>
-        <w:t xml:space="preserve">sources/POS 開発用ベースプロジェクト/TabetPos.Applications/MauiProgram.cs</w:t>
+        <w:t xml:space="preserve">sources/tabletposboilerplate/TabetPos.Applications/MauiProgram.cs</w:t>
       </w:r>
     </w:p>
     <w:p>
@@ -7111,7 +7077,7 @@
           <w:szCs w:val="18"/>
           <w:shd w:val="clear" w:color="auto" w:fill="F0F0F0"/>
         </w:rPr>
-        <w:t xml:space="preserve">sources/POS 開発用ベースプロジェクト/TabetPos.Applications/AppShell.xaml.cs</w:t>
+        <w:t xml:space="preserve">sources/tabletposboilerplate/TabetPos.Applications/AppShell.xaml.cs</w:t>
       </w:r>
     </w:p>
     <w:p>
@@ -7135,7 +7101,7 @@
           <w:szCs w:val="18"/>
           <w:shd w:val="clear" w:color="auto" w:fill="F0F0F0"/>
         </w:rPr>
-        <w:t xml:space="preserve">sources/POS 開発用ベースプロジェクト/TabetPos.Applications/Presentation/ViewModels/Base/BaseViewModel.cs</w:t>
+        <w:t xml:space="preserve">sources/tabletposboilerplate/TabetPos.Applications/Presentation/ViewModels/Base/BaseViewModel.cs</w:t>
       </w:r>
     </w:p>
     <w:p>
@@ -7159,7 +7125,7 @@
           <w:szCs w:val="18"/>
           <w:shd w:val="clear" w:color="auto" w:fill="F0F0F0"/>
         </w:rPr>
-        <w:t xml:space="preserve">sources/POS 開発用ベースプロジェクト/TabetPos.Applications/Application/Devices/DeviceControllerConfigService.cs</w:t>
+        <w:t xml:space="preserve">sources/tabletposboilerplate/TabetPos.Applications/Application/Devices/DeviceControllerConfigService.cs</w:t>
       </w:r>
     </w:p>
     <w:p>
@@ -7183,7 +7149,7 @@
           <w:szCs w:val="18"/>
           <w:shd w:val="clear" w:color="auto" w:fill="F0F0F0"/>
         </w:rPr>
-        <w:t xml:space="preserve">sources/POS 開発用ベースプロジェクト/TabetPos.DeviceCtrl/Interfaces/</w:t>
+        <w:t xml:space="preserve">sources/tabletposboilerplate/TabetPos.DeviceCtrl/Interfaces/</w:t>
       </w:r>
     </w:p>
     <w:sectPr>
@@ -7727,7 +7693,7 @@
               <w:sz w:val="20"/>
               <w:szCs w:val="20"/>
             </w:rPr>
-            <w:t xml:space="preserve">文書名：ARCH-02 端末アプリケーション構造設計書</w:t>
+            <w:t xml:space="preserve">文書名：端末アプリケーション構造設計書</w:t>
           </w:r>
         </w:p>
       </w:tc>
@@ -7783,7 +7749,7 @@
               <w:sz w:val="18"/>
               <w:szCs w:val="18"/>
             </w:rPr>
-            <w:t xml:space="preserve">図番：-</w:t>
+            <w:t xml:space="preserve">図番：ARCH-02</w:t>
           </w:r>
         </w:p>
       </w:tc>

--- a/artifacts/reports/architecture/ARCH-02_タブレットPOS_端末アプリケーション構造設計書/ARCH-02_タブレットPOS_端末アプリケーション構造設計書.docx
+++ b/artifacts/reports/architecture/ARCH-02_タブレットPOS_端末アプリケーション構造設計書/ARCH-02_タブレットPOS_端末アプリケーション構造設計書.docx
@@ -41,19 +41,47 @@
       <w:pPr>
         <w:pBdr>
           <w:top w:val="single" w:sz="6" w:space="6" w:color="BFBFBF"/>
+          <w:left w:val="single" w:sz="6" w:space="6" w:color="BFBFBF"/>
+          <w:right w:val="single" w:sz="6" w:space="6" w:color="BFBFBF"/>
+        </w:pBdr>
+        <w:shd w:val="clear" w:color="auto" w:fill="F2F2F2"/>
+        <w:spacing w:before="120" w:after="0" w:line="600" w:lineRule="exact"/>
+        <w:jc w:val="center"/>
+        <w:rPr>
+          <w:rFonts w:ascii="Meiryo UI" w:eastAsia="Meiryo UI" w:hAnsi="Meiryo UI" w:cs="Meiryo UI" w:hint="eastAsia"/>
+          <w:b/>
+          <w:color w:val="595959"/>
+          <w:sz w:val="52"/>
+          <w:szCs w:val="52"/>
+        </w:rPr>
+      </w:pPr>
+      <w:r>
+        <w:rPr>
+          <w:rFonts w:ascii="Meiryo UI" w:eastAsia="Meiryo UI" w:hAnsi="Meiryo UI" w:cs="Meiryo UI" w:hint="eastAsia"/>
+          <w:b/>
+          <w:color w:val="595959"/>
+          <w:sz w:val="52"/>
+          <w:szCs w:val="52"/>
+        </w:rPr>
+        <w:t>タブレットPOS</w:t>
+      </w:r>
+    </w:p>
+    <w:p>
+      <w:pPr>
+        <w:pBdr>
           <w:left w:val="single" w:sz="6" w:space="6" w:color="BFBFBF"/>
           <w:bottom w:val="single" w:sz="6" w:space="6" w:color="BFBFBF"/>
           <w:right w:val="single" w:sz="6" w:space="6" w:color="BFBFBF"/>
         </w:pBdr>
         <w:shd w:val="clear" w:color="auto" w:fill="F2F2F2"/>
-        <w:spacing w:before="120" w:after="120" w:line="600" w:lineRule="exact"/>
+        <w:spacing w:before="0" w:after="120" w:line="600" w:lineRule="exact"/>
         <w:jc w:val="center"/>
         <w:rPr>
           <w:rFonts w:ascii="Meiryo UI" w:eastAsia="Meiryo UI" w:hAnsi="Meiryo UI" w:cs="Meiryo UI" w:hint="eastAsia"/>
           <w:b/>
           <w:color w:val="595959"/>
-          <w:sz w:val="44"/>
-          <w:szCs w:val="44"/>
+          <w:sz w:val="40"/>
+          <w:szCs w:val="40"/>
         </w:rPr>
       </w:pPr>
       <w:r>
@@ -61,8 +89,8 @@
           <w:rFonts w:ascii="Meiryo UI" w:eastAsia="Meiryo UI" w:hAnsi="Meiryo UI" w:cs="Meiryo UI" w:hint="eastAsia"/>
           <w:b/>
           <w:color w:val="595959"/>
-          <w:sz w:val="44"/>
-          <w:szCs w:val="44"/>
+          <w:sz w:val="40"/>
+          <w:szCs w:val="40"/>
         </w:rPr>
         <w:t>端末アプリケーション構造設計書</w:t>
       </w:r>
@@ -2073,7 +2101,7 @@
                 <w:sz w:val="18"/>
                 <w:szCs w:val="18"/>
               </w:rPr>
-              <w:t xml:space="preserve">コネクタサーバー構造設計書</w:t>
+              <w:t xml:space="preserve">デバイスコネクタ構造設計書</w:t>
             </w:r>
           </w:p>
         </w:tc>
@@ -3494,7 +3522,7 @@
                 <w:sz w:val="18"/>
                 <w:szCs w:val="18"/>
               </w:rPr>
-              <w:t xml:space="preserve">strategy 解決とコネクタサーバー（Host）連携を担当し、端末アプリケーションから通信詳細を隠蔽する</w:t>
+              <w:t xml:space="preserve">strategy 解決とデバイスコネクタ（Host）連携を担当し、端末アプリケーションから通信詳細を隠蔽する</w:t>
             </w:r>
           </w:p>
         </w:tc>
@@ -7693,7 +7721,7 @@
               <w:sz w:val="20"/>
               <w:szCs w:val="20"/>
             </w:rPr>
-            <w:t xml:space="preserve">文書名：端末アプリケーション構造設計書</w:t>
+            <w:t xml:space="preserve">文書名：タブレットPOS 端末アプリケーション構造設計書</w:t>
           </w:r>
         </w:p>
       </w:tc>
@@ -7749,7 +7777,7 @@
               <w:sz w:val="18"/>
               <w:szCs w:val="18"/>
             </w:rPr>
-            <w:t xml:space="preserve">図番：ARCH-02</w:t>
+            <w:t xml:space="preserve">図番：-</w:t>
           </w:r>
         </w:p>
       </w:tc>
